--- a/Документация к проекту.docx
+++ b/Документация к проекту.docx
@@ -1,6 +1,6 @@
 
 <file path=word/document.xml><?xml version="1.0" encoding="utf-8"?>
-<w:document xmlns:wpc="http://schemas.microsoft.com/office/word/2010/wordprocessingCanvas" xmlns:cx="http://schemas.microsoft.com/office/drawing/2014/chartex" xmlns:cx1="http://schemas.microsoft.com/office/drawing/2015/9/8/chartex" xmlns:cx2="http://schemas.microsoft.com/office/drawing/2015/10/21/chartex" xmlns:cx3="http://schemas.microsoft.com/office/drawing/2016/5/9/chartex" xmlns:cx4="http://schemas.microsoft.com/office/drawing/2016/5/10/chartex" xmlns:cx5="http://schemas.microsoft.com/office/drawing/2016/5/11/chartex" xmlns:cx6="http://schemas.microsoft.com/office/drawing/2016/5/12/chartex" xmlns:cx7="http://schemas.microsoft.com/office/drawing/2016/5/13/chartex" xmlns:cx8="http://schemas.microsoft.com/office/drawing/2016/5/14/chartex" xmlns:mc="http://schemas.openxmlformats.org/markup-compatibility/2006" xmlns:aink="http://schemas.microsoft.com/office/drawing/2016/ink" xmlns:am3d="http://schemas.microsoft.com/office/drawing/2017/model3d" xmlns:o="urn:schemas-microsoft-com:office:office" xmlns:oel="http://schemas.microsoft.com/office/2019/extlst" xmlns:r="http://schemas.openxmlformats.org/officeDocument/2006/relationships" xmlns:m="http://schemas.openxmlformats.org/officeDocument/2006/math" xmlns:v="urn:schemas-microsoft-com:vml" xmlns:wp14="http://schemas.microsoft.com/office/word/2010/wordprocessingDrawing" xmlns:wp="http://schemas.openxmlformats.org/drawingml/2006/wordprocessingDrawing" xmlns:w10="urn:schemas-microsoft-com:office:word" xmlns:w="http://schemas.openxmlformats.org/wordprocessingml/2006/main" xmlns:w14="http://schemas.microsoft.com/office/word/2010/wordml" xmlns:w15="http://schemas.microsoft.com/office/word/2012/wordml" xmlns:w16cex="http://schemas.microsoft.com/office/word/2018/wordml/cex" xmlns:w16cid="http://schemas.microsoft.com/office/word/2016/wordml/cid" xmlns:w16="http://schemas.microsoft.com/office/word/2018/wordml" xmlns:w16du="http://schemas.microsoft.com/office/word/2023/wordml/word16du" xmlns:w16sdtdh="http://schemas.microsoft.com/office/word/2020/wordml/sdtdatahash" xmlns:w16sdtfl="http://schemas.microsoft.com/office/word/2024/wordml/sdtformatlock" xmlns:w16se="http://schemas.microsoft.com/office/word/2015/wordml/symex" xmlns:wpg="http://schemas.microsoft.com/office/word/2010/wordprocessingGroup" xmlns:wpi="http://schemas.microsoft.com/office/word/2010/wordprocessingInk" xmlns:wne="http://schemas.microsoft.com/office/word/2006/wordml" xmlns:wps="http://schemas.microsoft.com/office/word/2010/wordprocessingShape" mc:Ignorable="w14 w15 w16se w16cid w16 w16cex w16sdtdh w16sdtfl w16du wp14">
+<w:document xmlns:wpc="http://schemas.microsoft.com/office/word/2010/wordprocessingCanvas" xmlns:cx="http://schemas.microsoft.com/office/drawing/2014/chartex" xmlns:cx1="http://schemas.microsoft.com/office/drawing/2015/9/8/chartex" xmlns:mc="http://schemas.openxmlformats.org/markup-compatibility/2006" xmlns:o="urn:schemas-microsoft-com:office:office" xmlns:r="http://schemas.openxmlformats.org/officeDocument/2006/relationships" xmlns:m="http://schemas.openxmlformats.org/officeDocument/2006/math" xmlns:v="urn:schemas-microsoft-com:vml" xmlns:wp14="http://schemas.microsoft.com/office/word/2010/wordprocessingDrawing" xmlns:wp="http://schemas.openxmlformats.org/drawingml/2006/wordprocessingDrawing" xmlns:w10="urn:schemas-microsoft-com:office:word" xmlns:w="http://schemas.openxmlformats.org/wordprocessingml/2006/main" xmlns:w14="http://schemas.microsoft.com/office/word/2010/wordml" xmlns:w15="http://schemas.microsoft.com/office/word/2012/wordml" xmlns:w16se="http://schemas.microsoft.com/office/word/2015/wordml/symex" xmlns:wpg="http://schemas.microsoft.com/office/word/2010/wordprocessingGroup" xmlns:wpi="http://schemas.microsoft.com/office/word/2010/wordprocessingInk" xmlns:wne="http://schemas.microsoft.com/office/word/2006/wordml" xmlns:wps="http://schemas.microsoft.com/office/word/2010/wordprocessingShape" mc:Ignorable="w14 w15 w16se wp14">
   <w:body>
     <w:p>
       <w:pPr>
@@ -1750,17 +1750,23 @@
           <w:sz w:val="28"/>
           <w:szCs w:val="28"/>
         </w:rPr>
-        <w:t xml:space="preserve">, либо ввести прямо с клавиатуры. Полученный в результате обработки текст программа сохранит в виде аккуратно оформленного файла в формате </w:t>
-      </w:r>
-      <w:proofErr w:type="spellStart"/>
-      <w:r>
-        <w:rPr>
-          <w:sz w:val="28"/>
-          <w:szCs w:val="28"/>
-        </w:rPr>
-        <w:t>html</w:t>
-      </w:r>
-      <w:proofErr w:type="spellEnd"/>
+        <w:t xml:space="preserve">, либо ввести прямо с клавиатуры. Полученный в результате обработки текст программа сохранит в виде </w:t>
+      </w:r>
+      <w:r>
+        <w:rPr>
+          <w:sz w:val="28"/>
+          <w:szCs w:val="28"/>
+        </w:rPr>
+        <w:t xml:space="preserve">файла в формате </w:t>
+      </w:r>
+      <w:r>
+        <w:rPr>
+          <w:sz w:val="28"/>
+          <w:szCs w:val="28"/>
+          <w:lang w:val="en-US"/>
+        </w:rPr>
+        <w:t>txt</w:t>
+      </w:r>
       <w:r>
         <w:rPr>
           <w:sz w:val="28"/>
@@ -2540,7 +2546,7 @@
           <w:sz w:val="28"/>
           <w:szCs w:val="28"/>
         </w:rPr>
-        <w:t>html</w:t>
+        <w:t>txt</w:t>
       </w:r>
       <w:proofErr w:type="spellEnd"/>
       <w:r>
@@ -2548,7 +2554,49 @@
           <w:sz w:val="28"/>
           <w:szCs w:val="28"/>
         </w:rPr>
-        <w:t>. Для корректной работы алгоритм должен уверенно обрабатывать буквы латинского и кириллического алфавитов, а также арабские цифры, оставляя без изменений пробелы и знаки препинания. Управление процессом шифрования осуществляется через целочисленный ключ, который пользователь задаёт вручную и который применяется как для кодирования, так и для раскодирования текста.</w:t>
+        <w:t>. Для корректной работы алгоритм должен уверенно обрабатывать буквы латинског</w:t>
+      </w:r>
+      <w:r>
+        <w:rPr>
+          <w:sz w:val="28"/>
+          <w:szCs w:val="28"/>
+        </w:rPr>
+        <w:t xml:space="preserve">о и кириллического алфавитов, </w:t>
+      </w:r>
+      <w:r>
+        <w:rPr>
+          <w:sz w:val="28"/>
+          <w:szCs w:val="28"/>
+        </w:rPr>
+        <w:t xml:space="preserve">арабские цифры, </w:t>
+      </w:r>
+      <w:r>
+        <w:rPr>
+          <w:sz w:val="28"/>
+          <w:szCs w:val="28"/>
+        </w:rPr>
+        <w:t>и пробелы с</w:t>
+      </w:r>
+      <w:r>
+        <w:rPr>
+          <w:sz w:val="28"/>
+          <w:szCs w:val="28"/>
+        </w:rPr>
+        <w:t xml:space="preserve"> знак</w:t>
+      </w:r>
+      <w:r>
+        <w:rPr>
+          <w:sz w:val="28"/>
+          <w:szCs w:val="28"/>
+        </w:rPr>
+        <w:t>ам</w:t>
+      </w:r>
+      <w:r>
+        <w:rPr>
+          <w:sz w:val="28"/>
+          <w:szCs w:val="28"/>
+        </w:rPr>
+        <w:t>и препинания. Управление процессом шифрования осуществляется через целочисленный ключ, который пользователь задаёт вручную и который применяется как для кодирования, так и для раскодирования текста.</w:t>
       </w:r>
     </w:p>
     <w:p>
@@ -2658,7 +2706,6 @@
         </w:rPr>
         <w:t xml:space="preserve">Система должна реализовывать классический шифр Цезаря. Для каждого символа исходного текста, входящего в алфавит, программа должна определять его позицию в алфавите и заменять его на символ, находящийся на N позиций правее, где N </w:t>
       </w:r>
-      <w:proofErr w:type="gramStart"/>
       <w:r>
         <w:rPr>
           <w:sz w:val="28"/>
@@ -2671,29 +2718,21 @@
           <w:sz w:val="28"/>
           <w:szCs w:val="28"/>
         </w:rPr>
-        <w:t>это</w:t>
-      </w:r>
-      <w:proofErr w:type="gramEnd"/>
-      <w:r>
-        <w:rPr>
-          <w:sz w:val="28"/>
-          <w:szCs w:val="28"/>
-        </w:rPr>
-        <w:t xml:space="preserve"> ключ</w:t>
-      </w:r>
-      <w:r>
-        <w:rPr>
-          <w:sz w:val="28"/>
-          <w:szCs w:val="28"/>
-        </w:rPr>
-        <w:t>. Например, в</w:t>
-      </w:r>
-      <w:r>
-        <w:rPr>
-          <w:sz w:val="28"/>
-          <w:szCs w:val="28"/>
-        </w:rPr>
-        <w:t xml:space="preserve"> русском алфавите при ключе N=3 буква </w:t>
+        <w:t>это ключ</w:t>
+      </w:r>
+      <w:r>
+        <w:rPr>
+          <w:sz w:val="28"/>
+          <w:szCs w:val="28"/>
+        </w:rPr>
+        <w:t xml:space="preserve">. Например, </w:t>
+      </w:r>
+      <w:r>
+        <w:rPr>
+          <w:sz w:val="28"/>
+          <w:szCs w:val="28"/>
+        </w:rPr>
+        <w:t xml:space="preserve">при ключе N=3 буква </w:t>
       </w:r>
       <w:r>
         <w:rPr>
@@ -2882,7 +2921,7 @@
           <w:sz w:val="28"/>
           <w:szCs w:val="28"/>
         </w:rPr>
-        <w:t xml:space="preserve">, алфавит зацикливается. </w:t>
+        <w:t xml:space="preserve">, алфавит зацикливается. Иными словами, </w:t>
       </w:r>
       <w:r>
         <w:rPr>
@@ -2890,7 +2929,7 @@
           <w:szCs w:val="28"/>
         </w:rPr>
         <w:lastRenderedPageBreak/>
-        <w:t>Иными словами, после «Я» сразу идёт «А»</w:t>
+        <w:t>после «Я» сразу идёт «А»</w:t>
       </w:r>
       <w:r>
         <w:rPr>
@@ -2947,7 +2986,35 @@
           <w:sz w:val="28"/>
           <w:szCs w:val="28"/>
         </w:rPr>
-        <w:t xml:space="preserve"> корректно обрабатывает прописные и строчные буквы русского и латинского алфавитов, а также арабские цифры (0-9). Все остальные символы (знаки препинания, пробелы, математические символы) должны оставаться в тексте без изменений. При этом они не влияют на сдвиг соседних букв.</w:t>
+        <w:t xml:space="preserve"> корректно обрабатывает прописные и строчные буквы русского и латинского алфавитов,</w:t>
+      </w:r>
+      <w:r>
+        <w:rPr>
+          <w:sz w:val="28"/>
+          <w:szCs w:val="28"/>
+        </w:rPr>
+        <w:t xml:space="preserve"> арабские цифры (0-9), а также з</w:t>
+      </w:r>
+      <w:r>
+        <w:rPr>
+          <w:sz w:val="28"/>
+          <w:szCs w:val="28"/>
+        </w:rPr>
+        <w:t xml:space="preserve">наки препинания, </w:t>
+      </w:r>
+      <w:r>
+        <w:rPr>
+          <w:sz w:val="28"/>
+          <w:szCs w:val="28"/>
+        </w:rPr>
+        <w:t>пробелы, математические символы</w:t>
+      </w:r>
+      <w:r>
+        <w:rPr>
+          <w:sz w:val="28"/>
+          <w:szCs w:val="28"/>
+        </w:rPr>
+        <w:t>.</w:t>
       </w:r>
     </w:p>
     <w:p>
@@ -3004,7 +3071,29 @@
           <w:sz w:val="28"/>
           <w:szCs w:val="28"/>
         </w:rPr>
-        <w:t>не отображается в консоли (кроме уведомления об успехе), а сразу сохраняется в итоговый HTML-файл вместе с исходным текстом.</w:t>
+        <w:t>не отображается в приложении</w:t>
+      </w:r>
+      <w:r>
+        <w:rPr>
+          <w:sz w:val="28"/>
+          <w:szCs w:val="28"/>
+        </w:rPr>
+        <w:t xml:space="preserve"> (кроме уведомления об успехе), а сразу сохраняется в итоговый </w:t>
+      </w:r>
+      <w:r>
+        <w:rPr>
+          <w:sz w:val="28"/>
+          <w:szCs w:val="28"/>
+          <w:lang w:val="en-US"/>
+        </w:rPr>
+        <w:t>txt</w:t>
+      </w:r>
+      <w:r>
+        <w:rPr>
+          <w:sz w:val="28"/>
+          <w:szCs w:val="28"/>
+        </w:rPr>
+        <w:t>-файл вместе с исходным текстом.</w:t>
       </w:r>
     </w:p>
     <w:p>
@@ -3513,15 +3602,7 @@
           <w:sz w:val="28"/>
           <w:szCs w:val="28"/>
         </w:rPr>
-        <w:t xml:space="preserve"> Если пользователь вводит ключ, равный нулю, алгоритм шифрования не производит никаких изменений в тексте. </w:t>
-      </w:r>
-      <w:r>
-        <w:rPr>
-          <w:sz w:val="28"/>
-          <w:szCs w:val="28"/>
-        </w:rPr>
-        <w:lastRenderedPageBreak/>
-        <w:t>Результирующий текст полностью совпадает с исходным. Это не является ошибкой, а рассматривается как допустимый режим работы программы</w:t>
+        <w:t xml:space="preserve"> Если пользователь вводит ключ, равный нулю, алгоритм шифрования не производит никаких изменений в тексте. Результирующий текст полностью совпадает с исходным. Это не является ошибкой, а рассматривается как допустимый режим работы программы</w:t>
       </w:r>
       <w:r>
         <w:rPr>
@@ -3551,6 +3632,7 @@
           <w:sz w:val="28"/>
           <w:szCs w:val="28"/>
         </w:rPr>
+        <w:lastRenderedPageBreak/>
         <w:t>о</w:t>
       </w:r>
       <w:r>
@@ -3832,7 +3914,7 @@
                 <w:sz w:val="28"/>
                 <w:szCs w:val="28"/>
               </w:rPr>
-              <w:t xml:space="preserve">, </w:t>
+              <w:t>-;</w:t>
             </w:r>
             <w:proofErr w:type="spellStart"/>
             <w:r>
@@ -3848,7 +3930,7 @@
                 <w:sz w:val="28"/>
                 <w:szCs w:val="28"/>
               </w:rPr>
-              <w:t>!</w:t>
+              <w:t>/</w:t>
             </w:r>
           </w:p>
         </w:tc>
@@ -3930,7 +4012,15 @@
                 <w:sz w:val="28"/>
                 <w:szCs w:val="28"/>
               </w:rPr>
-              <w:t>:)</w:t>
+              <w:t>+</w:t>
+            </w:r>
+            <w:r>
+              <w:rPr>
+                <w:sz w:val="28"/>
+                <w:szCs w:val="28"/>
+                <w:lang w:val="en-US"/>
+              </w:rPr>
+              <w:t>@</w:t>
             </w:r>
           </w:p>
         </w:tc>
@@ -4003,14 +4093,7 @@
                 <w:sz w:val="28"/>
                 <w:szCs w:val="28"/>
               </w:rPr>
-              <w:t xml:space="preserve">5, </w:t>
-            </w:r>
-            <w:r>
-              <w:rPr>
-                <w:sz w:val="28"/>
-                <w:szCs w:val="28"/>
-              </w:rPr>
-              <w:t>6, 7, 3, 4</w:t>
+              <w:t>5+-6+-7+-;+-:</w:t>
             </w:r>
           </w:p>
         </w:tc>
@@ -4035,7 +4118,7 @@
                 <w:sz w:val="28"/>
                 <w:szCs w:val="28"/>
               </w:rPr>
-              <w:t>你好，世界</w:t>
+              <w:t>你好</w:t>
             </w:r>
             <w:proofErr w:type="spellEnd"/>
             <w:r>
@@ -4044,7 +4127,33 @@
                 <w:sz w:val="28"/>
                 <w:szCs w:val="28"/>
               </w:rPr>
-              <w:t>！</w:t>
+              <w:t>,</w:t>
+            </w:r>
+            <w:r>
+              <w:rPr>
+                <w:rFonts w:ascii="Yu Gothic" w:eastAsia="Yu Gothic" w:hAnsi="Yu Gothic" w:cs="Yu Gothic"/>
+                <w:sz w:val="28"/>
+                <w:szCs w:val="28"/>
+              </w:rPr>
+              <w:t xml:space="preserve"> </w:t>
+            </w:r>
+            <w:proofErr w:type="spellStart"/>
+            <w:r>
+              <w:rPr>
+                <w:rFonts w:ascii="Yu Gothic" w:eastAsia="Yu Gothic" w:hAnsi="Yu Gothic" w:cs="Yu Gothic" w:hint="eastAsia"/>
+                <w:sz w:val="28"/>
+                <w:szCs w:val="28"/>
+              </w:rPr>
+              <w:t>世界</w:t>
+            </w:r>
+            <w:proofErr w:type="spellEnd"/>
+            <w:r>
+              <w:rPr>
+                <w:rFonts w:ascii="Yu Gothic" w:eastAsia="Yu Gothic" w:hAnsi="Yu Gothic" w:cs="Yu Gothic" w:hint="eastAsia"/>
+                <w:sz w:val="28"/>
+                <w:szCs w:val="28"/>
+              </w:rPr>
+              <w:t>!</w:t>
             </w:r>
           </w:p>
         </w:tc>
@@ -4090,16 +4199,44 @@
                 <w:sz w:val="28"/>
                 <w:szCs w:val="28"/>
               </w:rPr>
-              <w:t>你好，世界</w:t>
+              <w:t>你好</w:t>
             </w:r>
             <w:proofErr w:type="spellEnd"/>
             <w:r>
               <w:rPr>
+                <w:rFonts w:eastAsia="Yu Gothic" w:hint="eastAsia"/>
+                <w:sz w:val="28"/>
+                <w:szCs w:val="28"/>
+              </w:rPr>
+              <w:t>:</w:t>
+            </w:r>
+            <w:proofErr w:type="gramStart"/>
+            <w:r>
+              <w:rPr>
+                <w:rFonts w:eastAsia="Yu Gothic" w:hint="eastAsia"/>
+                <w:sz w:val="28"/>
+                <w:szCs w:val="28"/>
+              </w:rPr>
+              <w:t>,</w:t>
+            </w:r>
+            <w:proofErr w:type="spellStart"/>
+            <w:r>
+              <w:rPr>
                 <w:rFonts w:eastAsia="Yu Gothic"/>
                 <w:sz w:val="28"/>
                 <w:szCs w:val="28"/>
               </w:rPr>
-              <w:t>！</w:t>
+              <w:t>世界</w:t>
+            </w:r>
+            <w:proofErr w:type="spellEnd"/>
+            <w:proofErr w:type="gramEnd"/>
+            <w:r>
+              <w:rPr>
+                <w:rFonts w:eastAsia="Yu Gothic"/>
+                <w:sz w:val="28"/>
+                <w:szCs w:val="28"/>
+              </w:rPr>
+              <w:t>?</w:t>
             </w:r>
           </w:p>
           <w:p>
@@ -4130,16 +4267,15 @@
                 <w:sz w:val="28"/>
                 <w:szCs w:val="28"/>
               </w:rPr>
-              <w:t xml:space="preserve"> исходного текста</w:t>
+              <w:t xml:space="preserve"> </w:t>
             </w:r>
             <w:r>
               <w:rPr>
                 <w:rFonts w:eastAsia="Yu Gothic"/>
-                <w:color w:val="000000" w:themeColor="text1"/>
-                <w:sz w:val="28"/>
-                <w:szCs w:val="28"/>
-              </w:rPr>
-              <w:t xml:space="preserve"> </w:t>
+                <w:sz w:val="28"/>
+                <w:szCs w:val="28"/>
+              </w:rPr>
+              <w:t>без изменений</w:t>
             </w:r>
             <w:r>
               <w:rPr>
@@ -4147,7 +4283,7 @@
                 <w:sz w:val="28"/>
                 <w:szCs w:val="28"/>
               </w:rPr>
-              <w:t>без изменений</w:t>
+              <w:t>(для отсутствующих в алфавите символов)</w:t>
             </w:r>
             <w:r>
               <w:rPr>
@@ -4535,7 +4671,6 @@
           <w:sz w:val="28"/>
           <w:szCs w:val="28"/>
         </w:rPr>
-        <w:lastRenderedPageBreak/>
         <w:t>Продолжение таблицы 1.</w:t>
       </w:r>
     </w:p>
@@ -4572,6 +4707,7 @@
                 <w:szCs w:val="28"/>
                 <w:lang w:val="en-US"/>
               </w:rPr>
+              <w:lastRenderedPageBreak/>
               <w:t>C</w:t>
             </w:r>
             <w:r>
@@ -5012,70 +5148,130 @@
         </w:rPr>
         <w:t xml:space="preserve">текста программа должна сдвигать каждый символ алфавита на N позиций влево, где N </w:t>
       </w:r>
+      <w:r>
+        <w:rPr>
+          <w:sz w:val="28"/>
+          <w:szCs w:val="28"/>
+        </w:rPr>
+        <w:t xml:space="preserve">− </w:t>
+      </w:r>
+      <w:r>
+        <w:rPr>
+          <w:sz w:val="28"/>
+          <w:szCs w:val="28"/>
+        </w:rPr>
+        <w:t>это тот же ключ, который использовался для шифрования. Цикличность алфавита также соблюдается.</w:t>
+      </w:r>
+      <w:r>
+        <w:rPr>
+          <w:sz w:val="28"/>
+          <w:szCs w:val="28"/>
+        </w:rPr>
+        <w:t xml:space="preserve"> Например,</w:t>
+      </w:r>
+      <w:r>
+        <w:rPr>
+          <w:sz w:val="28"/>
+          <w:szCs w:val="28"/>
+        </w:rPr>
+        <w:t xml:space="preserve"> </w:t>
+      </w:r>
+      <w:r>
+        <w:rPr>
+          <w:sz w:val="28"/>
+          <w:szCs w:val="28"/>
+        </w:rPr>
+        <w:t>д</w:t>
+      </w:r>
+      <w:r>
+        <w:rPr>
+          <w:sz w:val="28"/>
+          <w:szCs w:val="28"/>
+        </w:rPr>
+        <w:t xml:space="preserve">ля </w:t>
+      </w:r>
+      <w:r>
+        <w:rPr>
+          <w:sz w:val="28"/>
+          <w:szCs w:val="28"/>
+        </w:rPr>
+        <w:t xml:space="preserve">зашифрованного </w:t>
+      </w:r>
+      <w:r>
+        <w:rPr>
+          <w:sz w:val="28"/>
+          <w:szCs w:val="28"/>
+        </w:rPr>
+        <w:t xml:space="preserve">текста </w:t>
+      </w:r>
+      <w:r>
+        <w:rPr>
+          <w:sz w:val="28"/>
+          <w:szCs w:val="28"/>
+        </w:rPr>
+        <w:t>«</w:t>
+      </w:r>
+      <w:proofErr w:type="spellStart"/>
+      <w:r>
+        <w:rPr>
+          <w:sz w:val="28"/>
+          <w:szCs w:val="28"/>
+        </w:rPr>
+        <w:t>Тулёзх</w:t>
+      </w:r>
+      <w:proofErr w:type="spellEnd"/>
       <w:proofErr w:type="gramStart"/>
       <w:r>
         <w:rPr>
           <w:sz w:val="28"/>
           <w:szCs w:val="28"/>
         </w:rPr>
-        <w:t xml:space="preserve">− </w:t>
-      </w:r>
-      <w:r>
-        <w:rPr>
-          <w:sz w:val="28"/>
-          <w:szCs w:val="28"/>
-        </w:rPr>
-        <w:t>это</w:t>
-      </w:r>
+        <w:t>-;</w:t>
+      </w:r>
+      <w:proofErr w:type="spellStart"/>
+      <w:r>
+        <w:rPr>
+          <w:sz w:val="28"/>
+          <w:szCs w:val="28"/>
+        </w:rPr>
+        <w:t>плу</w:t>
+      </w:r>
+      <w:proofErr w:type="spellEnd"/>
       <w:proofErr w:type="gramEnd"/>
       <w:r>
         <w:rPr>
           <w:sz w:val="28"/>
           <w:szCs w:val="28"/>
         </w:rPr>
-        <w:t xml:space="preserve"> тот же ключ, который использовался для шифрования. Цикличность алфавита также соблюдается.</w:t>
-      </w:r>
-      <w:r>
-        <w:rPr>
-          <w:sz w:val="28"/>
-          <w:szCs w:val="28"/>
-        </w:rPr>
-        <w:t xml:space="preserve"> Например,</w:t>
-      </w:r>
-      <w:r>
-        <w:rPr>
-          <w:sz w:val="28"/>
-          <w:szCs w:val="28"/>
-        </w:rPr>
-        <w:t xml:space="preserve"> </w:t>
-      </w:r>
-      <w:r>
-        <w:rPr>
-          <w:sz w:val="28"/>
-          <w:szCs w:val="28"/>
-        </w:rPr>
-        <w:t>д</w:t>
-      </w:r>
-      <w:r>
-        <w:rPr>
-          <w:sz w:val="28"/>
-          <w:szCs w:val="28"/>
-        </w:rPr>
-        <w:t xml:space="preserve">ля </w:t>
-      </w:r>
-      <w:r>
-        <w:rPr>
-          <w:sz w:val="28"/>
-          <w:szCs w:val="28"/>
-        </w:rPr>
-        <w:t xml:space="preserve">зашифрованного </w:t>
-      </w:r>
-      <w:r>
-        <w:rPr>
-          <w:sz w:val="28"/>
-          <w:szCs w:val="28"/>
-        </w:rPr>
-        <w:t xml:space="preserve">текста </w:t>
+        <w:t>/</w:t>
+      </w:r>
+      <w:r>
+        <w:rPr>
+          <w:sz w:val="28"/>
+          <w:szCs w:val="28"/>
+        </w:rPr>
+        <w:t>»</w:t>
+      </w:r>
+      <w:r>
+        <w:rPr>
+          <w:sz w:val="28"/>
+          <w:szCs w:val="28"/>
+        </w:rPr>
+        <w:t xml:space="preserve">, полученного в примере </w:t>
+      </w:r>
+      <w:r>
+        <w:rPr>
+          <w:sz w:val="28"/>
+          <w:szCs w:val="28"/>
+        </w:rPr>
+        <w:t>из описания прошлой задачи</w:t>
+      </w:r>
+      <w:r>
+        <w:rPr>
+          <w:sz w:val="28"/>
+          <w:szCs w:val="28"/>
+        </w:rPr>
+        <w:t xml:space="preserve">, при ключе N=3 результатом дешифрования будет </w:t>
       </w:r>
       <w:r>
         <w:rPr>
@@ -5084,79 +5280,33 @@
         </w:rPr>
         <w:t>«</w:t>
       </w:r>
-      <w:proofErr w:type="spellStart"/>
-      <w:r>
-        <w:rPr>
-          <w:sz w:val="28"/>
-          <w:szCs w:val="28"/>
-        </w:rPr>
-        <w:t>Тулёзх</w:t>
-      </w:r>
-      <w:proofErr w:type="spellEnd"/>
-      <w:r>
-        <w:rPr>
-          <w:sz w:val="28"/>
-          <w:szCs w:val="28"/>
-        </w:rPr>
-        <w:t xml:space="preserve">, </w:t>
-      </w:r>
-      <w:proofErr w:type="spellStart"/>
-      <w:r>
-        <w:rPr>
-          <w:sz w:val="28"/>
-          <w:szCs w:val="28"/>
-        </w:rPr>
-        <w:t>плу</w:t>
-      </w:r>
-      <w:proofErr w:type="spellEnd"/>
+      <w:r>
+        <w:rPr>
+          <w:sz w:val="28"/>
+          <w:szCs w:val="28"/>
+        </w:rPr>
+        <w:t>Привет</w:t>
+      </w:r>
+      <w:r>
+        <w:rPr>
+          <w:sz w:val="28"/>
+          <w:szCs w:val="28"/>
+        </w:rPr>
+        <w:t>,</w:t>
+      </w:r>
+      <w:r>
+        <w:rPr>
+          <w:sz w:val="28"/>
+          <w:szCs w:val="28"/>
+        </w:rPr>
+        <w:t xml:space="preserve"> мир</w:t>
+      </w:r>
       <w:r>
         <w:rPr>
           <w:sz w:val="28"/>
           <w:szCs w:val="28"/>
         </w:rPr>
         <w:t>!</w:t>
-      </w:r>
-      <w:r>
-        <w:rPr>
-          <w:sz w:val="28"/>
-          <w:szCs w:val="28"/>
-        </w:rPr>
-        <w:t>»</w:t>
-      </w:r>
-      <w:r>
-        <w:rPr>
-          <w:sz w:val="28"/>
-          <w:szCs w:val="28"/>
-        </w:rPr>
-        <w:t xml:space="preserve">, полученного в примере </w:t>
-      </w:r>
-      <w:r>
-        <w:rPr>
-          <w:sz w:val="28"/>
-          <w:szCs w:val="28"/>
-        </w:rPr>
-        <w:t>из описания прошлой задачи</w:t>
-      </w:r>
-      <w:r>
-        <w:rPr>
-          <w:sz w:val="28"/>
-          <w:szCs w:val="28"/>
-        </w:rPr>
-        <w:t xml:space="preserve">, при ключе N=3 результатом дешифрования будет </w:t>
-      </w:r>
-      <w:r>
-        <w:rPr>
-          <w:sz w:val="28"/>
-          <w:szCs w:val="28"/>
-        </w:rPr>
-        <w:t>«</w:t>
-      </w:r>
-      <w:r>
-        <w:rPr>
-          <w:sz w:val="28"/>
-          <w:szCs w:val="28"/>
-        </w:rPr>
-        <w:t>Привет, мир!</w:t>
       </w:r>
       <w:r>
         <w:rPr>
@@ -5227,15 +5377,31 @@
           <w:sz w:val="28"/>
           <w:szCs w:val="28"/>
         </w:rPr>
-        <w:t xml:space="preserve"> подразумеваются ограничения по вводимому тексту. Программное средство корректно обрабатывает прописные и строчные буквы русского и латинского алфавитов, а также арабские цифры (0-9). Все остальные символы (знаки препинания, пробелы, математические символы) должны оставаться в тексте без изменений. При этом они не влияют на сдвиг соседних букв.</w:t>
-      </w:r>
-      <w:r>
-        <w:rPr>
-          <w:sz w:val="28"/>
-          <w:szCs w:val="28"/>
-        </w:rPr>
-        <w:t xml:space="preserve"> </w:t>
-      </w:r>
+        <w:t xml:space="preserve"> подразумеваются ограничения по вводимому тексту. Программное средство корректно обрабатывает прописные и строчные буквы русского и латинского алфавитов, арабские цифры (0-9)</w:t>
+      </w:r>
+      <w:r>
+        <w:rPr>
+          <w:sz w:val="28"/>
+          <w:szCs w:val="28"/>
+        </w:rPr>
+        <w:t>, а также зн</w:t>
+      </w:r>
+      <w:r>
+        <w:rPr>
+          <w:sz w:val="28"/>
+          <w:szCs w:val="28"/>
+        </w:rPr>
+        <w:t>аки препинания, пробелы, математические символы</w:t>
+      </w:r>
+      <w:r>
+        <w:rPr>
+          <w:sz w:val="28"/>
+          <w:szCs w:val="28"/>
+        </w:rPr>
+        <w:t>.</w:t>
+      </w:r>
+      <w:bookmarkStart w:id="0" w:name="_GoBack"/>
+      <w:bookmarkEnd w:id="0"/>
     </w:p>
     <w:p>
       <w:pPr>
@@ -5354,22 +5520,29 @@
           <w:sz w:val="28"/>
           <w:szCs w:val="28"/>
         </w:rPr>
-        <w:t xml:space="preserve"> по заданному </w:t>
-      </w:r>
-      <w:r>
-        <w:rPr>
-          <w:sz w:val="28"/>
-          <w:szCs w:val="28"/>
-        </w:rPr>
-        <w:lastRenderedPageBreak/>
-        <w:t>ключу</w:t>
-      </w:r>
-      <w:r>
-        <w:rPr>
-          <w:sz w:val="28"/>
-          <w:szCs w:val="28"/>
-        </w:rPr>
-        <w:t>). Результат сохраняется в итоговый HTML-файл вместе с исходным</w:t>
+        <w:t xml:space="preserve"> по заданному ключу</w:t>
+      </w:r>
+      <w:r>
+        <w:rPr>
+          <w:sz w:val="28"/>
+          <w:szCs w:val="28"/>
+        </w:rPr>
+        <w:t xml:space="preserve">). Результат сохраняется в итоговый </w:t>
+      </w:r>
+      <w:r>
+        <w:rPr>
+          <w:sz w:val="28"/>
+          <w:szCs w:val="28"/>
+          <w:lang w:val="en-US"/>
+        </w:rPr>
+        <w:t>txt</w:t>
+      </w:r>
+      <w:r>
+        <w:rPr>
+          <w:sz w:val="28"/>
+          <w:szCs w:val="28"/>
+        </w:rPr>
+        <w:t>-файл вместе с исходным</w:t>
       </w:r>
       <w:r>
         <w:rPr>
@@ -5440,7 +5613,15 @@
           <w:sz w:val="28"/>
           <w:szCs w:val="28"/>
         </w:rPr>
-        <w:t xml:space="preserve">ользователь пытается дешифровать текст, который не был зашифрован шифром Цезаря. </w:t>
+        <w:t xml:space="preserve">ользователь пытается дешифровать текст, который не был </w:t>
+      </w:r>
+      <w:r>
+        <w:rPr>
+          <w:sz w:val="28"/>
+          <w:szCs w:val="28"/>
+        </w:rPr>
+        <w:lastRenderedPageBreak/>
+        <w:t xml:space="preserve">зашифрован шифром Цезаря. </w:t>
       </w:r>
       <w:r>
         <w:rPr>
@@ -5710,7 +5891,22 @@
           <w:sz w:val="28"/>
           <w:szCs w:val="28"/>
         </w:rPr>
-        <w:t xml:space="preserve"> Сохранение результата работы в HTML-файл</w:t>
+        <w:t xml:space="preserve"> Сохранение результата работы в </w:t>
+      </w:r>
+      <w:r>
+        <w:rPr>
+          <w:sz w:val="28"/>
+          <w:szCs w:val="28"/>
+          <w:lang w:val="en-US"/>
+        </w:rPr>
+        <w:t>txt</w:t>
+      </w:r>
+      <w:r>
+        <w:rPr>
+          <w:sz w:val="28"/>
+          <w:szCs w:val="28"/>
+        </w:rPr>
+        <w:t>-файл</w:t>
       </w:r>
     </w:p>
     <w:p>
@@ -5728,7 +5924,22 @@
           <w:sz w:val="28"/>
           <w:szCs w:val="28"/>
         </w:rPr>
-        <w:t>После успешного выполнения шифрования или дешифрования система должна автоматически создать HTML-файл. Файл должен иметь понятную и читаемую структуру. В нём должны быть четко выделены:</w:t>
+        <w:t xml:space="preserve">После успешного выполнения шифрования или дешифрования система должна автоматически создать </w:t>
+      </w:r>
+      <w:r>
+        <w:rPr>
+          <w:sz w:val="28"/>
+          <w:szCs w:val="28"/>
+          <w:lang w:val="en-US"/>
+        </w:rPr>
+        <w:t>txt</w:t>
+      </w:r>
+      <w:r>
+        <w:rPr>
+          <w:sz w:val="28"/>
+          <w:szCs w:val="28"/>
+        </w:rPr>
+        <w:t>-файл. Файл должен иметь понятную и читаемую структуру. В нём должны быть четко выделены:</w:t>
       </w:r>
     </w:p>
     <w:p>
@@ -5880,71 +6091,78 @@
           <w:sz w:val="28"/>
           <w:szCs w:val="28"/>
         </w:rPr>
+        <w:t>Также, с</w:t>
+      </w:r>
+      <w:r>
+        <w:rPr>
+          <w:sz w:val="28"/>
+          <w:szCs w:val="28"/>
+        </w:rPr>
+        <w:t>истема должна генерировать уникальное имя файла, чтобы не перезаписывать предыдущие результаты. Например, с использованием текущей даты и времени: result_2026-0</w:t>
+      </w:r>
+      <w:r>
+        <w:rPr>
+          <w:sz w:val="28"/>
+          <w:szCs w:val="28"/>
+        </w:rPr>
+        <w:t>4</w:t>
+      </w:r>
+      <w:r>
+        <w:rPr>
+          <w:sz w:val="28"/>
+          <w:szCs w:val="28"/>
+        </w:rPr>
+        <w:t>-</w:t>
+      </w:r>
+      <w:r>
+        <w:rPr>
+          <w:sz w:val="28"/>
+          <w:szCs w:val="28"/>
+        </w:rPr>
+        <w:t>01</w:t>
+      </w:r>
+      <w:r>
+        <w:rPr>
+          <w:sz w:val="28"/>
+          <w:szCs w:val="28"/>
+        </w:rPr>
+        <w:t>_14-</w:t>
+      </w:r>
+      <w:r>
+        <w:rPr>
+          <w:sz w:val="28"/>
+          <w:szCs w:val="28"/>
+        </w:rPr>
+        <w:t>34</w:t>
+      </w:r>
+      <w:r>
+        <w:rPr>
+          <w:sz w:val="28"/>
+          <w:szCs w:val="28"/>
+        </w:rPr>
+        <w:t>-</w:t>
+      </w:r>
+      <w:r>
+        <w:rPr>
+          <w:sz w:val="28"/>
+          <w:szCs w:val="28"/>
+        </w:rPr>
+        <w:t>00</w:t>
+      </w:r>
+      <w:r>
+        <w:rPr>
+          <w:sz w:val="28"/>
+          <w:szCs w:val="28"/>
+        </w:rPr>
+        <w:t xml:space="preserve">.html. Файл должен </w:t>
+      </w:r>
+      <w:r>
+        <w:rPr>
+          <w:sz w:val="28"/>
+          <w:szCs w:val="28"/>
+        </w:rPr>
         <w:lastRenderedPageBreak/>
-        <w:t>Также, с</w:t>
-      </w:r>
-      <w:r>
-        <w:rPr>
-          <w:sz w:val="28"/>
-          <w:szCs w:val="28"/>
-        </w:rPr>
-        <w:t>истема должна генерировать уникальное имя файла, чтобы не перезаписывать предыдущие результаты. Например, с использованием текущей даты и времени: result_2026-0</w:t>
-      </w:r>
-      <w:r>
-        <w:rPr>
-          <w:sz w:val="28"/>
-          <w:szCs w:val="28"/>
-        </w:rPr>
-        <w:t>4</w:t>
-      </w:r>
-      <w:r>
-        <w:rPr>
-          <w:sz w:val="28"/>
-          <w:szCs w:val="28"/>
-        </w:rPr>
-        <w:t>-</w:t>
-      </w:r>
-      <w:r>
-        <w:rPr>
-          <w:sz w:val="28"/>
-          <w:szCs w:val="28"/>
-        </w:rPr>
-        <w:t>01</w:t>
-      </w:r>
-      <w:r>
-        <w:rPr>
-          <w:sz w:val="28"/>
-          <w:szCs w:val="28"/>
-        </w:rPr>
-        <w:t>_14-</w:t>
-      </w:r>
-      <w:r>
-        <w:rPr>
-          <w:sz w:val="28"/>
-          <w:szCs w:val="28"/>
-        </w:rPr>
-        <w:t>34</w:t>
-      </w:r>
-      <w:r>
-        <w:rPr>
-          <w:sz w:val="28"/>
-          <w:szCs w:val="28"/>
-        </w:rPr>
-        <w:t>-</w:t>
-      </w:r>
-      <w:r>
-        <w:rPr>
-          <w:sz w:val="28"/>
-          <w:szCs w:val="28"/>
-        </w:rPr>
-        <w:t>00</w:t>
-      </w:r>
-      <w:r>
-        <w:rPr>
-          <w:sz w:val="28"/>
-          <w:szCs w:val="28"/>
-        </w:rPr>
-        <w:t>.html. Файл должен сохраняться в ту же папку, где находится исполняемый файл программы (или</w:t>
+        <w:t>сохраняться в ту же папку, где находится исполняемый файл программы (или</w:t>
       </w:r>
       <w:r>
         <w:rPr>
@@ -5983,7 +6201,22 @@
           <w:sz w:val="28"/>
           <w:szCs w:val="28"/>
         </w:rPr>
-        <w:t>озданный HTML-файл, который можно открыть в браузере.</w:t>
+        <w:t xml:space="preserve">озданный </w:t>
+      </w:r>
+      <w:r>
+        <w:rPr>
+          <w:sz w:val="28"/>
+          <w:szCs w:val="28"/>
+          <w:lang w:val="en-US"/>
+        </w:rPr>
+        <w:t>txt</w:t>
+      </w:r>
+      <w:r>
+        <w:rPr>
+          <w:sz w:val="28"/>
+          <w:szCs w:val="28"/>
+        </w:rPr>
+        <w:t>-файл, который можно открыть в браузере.</w:t>
       </w:r>
     </w:p>
     <w:p>
@@ -6023,7 +6256,44 @@
           <w:sz w:val="28"/>
           <w:szCs w:val="28"/>
         </w:rPr>
-        <w:t>Взаимодействие пользователя с программой строится как последовательный диалог в консоли, строго следующий за выбранной пользователем задачей</w:t>
+        <w:t xml:space="preserve">Взаимодействие пользователя с программой строится как </w:t>
+      </w:r>
+      <w:r>
+        <w:rPr>
+          <w:sz w:val="28"/>
+          <w:szCs w:val="28"/>
+        </w:rPr>
+        <w:t xml:space="preserve">взаимодействие с приложением </w:t>
+      </w:r>
+      <w:r>
+        <w:rPr>
+          <w:sz w:val="28"/>
+          <w:szCs w:val="28"/>
+          <w:lang w:val="en-US"/>
+        </w:rPr>
+        <w:t>Win</w:t>
+      </w:r>
+      <w:r>
+        <w:rPr>
+          <w:sz w:val="28"/>
+          <w:szCs w:val="28"/>
+        </w:rPr>
+        <w:t xml:space="preserve"> </w:t>
+      </w:r>
+      <w:r>
+        <w:rPr>
+          <w:sz w:val="28"/>
+          <w:szCs w:val="28"/>
+          <w:lang w:val="en-US"/>
+        </w:rPr>
+        <w:t>forms</w:t>
+      </w:r>
+      <w:r>
+        <w:rPr>
+          <w:sz w:val="28"/>
+          <w:szCs w:val="28"/>
+        </w:rPr>
+        <w:t>, строго следующий за выбранной пользователем задачей</w:t>
       </w:r>
       <w:r>
         <w:rPr>
@@ -6064,7 +6334,7 @@
 </file>
 
 <file path=word/endnotes.xml><?xml version="1.0" encoding="utf-8"?>
-<w:endnotes xmlns:wpc="http://schemas.microsoft.com/office/word/2010/wordprocessingCanvas" xmlns:cx="http://schemas.microsoft.com/office/drawing/2014/chartex" xmlns:cx1="http://schemas.microsoft.com/office/drawing/2015/9/8/chartex" xmlns:cx2="http://schemas.microsoft.com/office/drawing/2015/10/21/chartex" xmlns:cx3="http://schemas.microsoft.com/office/drawing/2016/5/9/chartex" xmlns:cx4="http://schemas.microsoft.com/office/drawing/2016/5/10/chartex" xmlns:cx5="http://schemas.microsoft.com/office/drawing/2016/5/11/chartex" xmlns:cx6="http://schemas.microsoft.com/office/drawing/2016/5/12/chartex" xmlns:cx7="http://schemas.microsoft.com/office/drawing/2016/5/13/chartex" xmlns:cx8="http://schemas.microsoft.com/office/drawing/2016/5/14/chartex" xmlns:mc="http://schemas.openxmlformats.org/markup-compatibility/2006" xmlns:aink="http://schemas.microsoft.com/office/drawing/2016/ink" xmlns:am3d="http://schemas.microsoft.com/office/drawing/2017/model3d" xmlns:o="urn:schemas-microsoft-com:office:office" xmlns:oel="http://schemas.microsoft.com/office/2019/extlst" xmlns:r="http://schemas.openxmlformats.org/officeDocument/2006/relationships" xmlns:m="http://schemas.openxmlformats.org/officeDocument/2006/math" xmlns:v="urn:schemas-microsoft-com:vml" xmlns:wp14="http://schemas.microsoft.com/office/word/2010/wordprocessingDrawing" xmlns:wp="http://schemas.openxmlformats.org/drawingml/2006/wordprocessingDrawing" xmlns:w10="urn:schemas-microsoft-com:office:word" xmlns:w="http://schemas.openxmlformats.org/wordprocessingml/2006/main" xmlns:w14="http://schemas.microsoft.com/office/word/2010/wordml" xmlns:w15="http://schemas.microsoft.com/office/word/2012/wordml" xmlns:w16cex="http://schemas.microsoft.com/office/word/2018/wordml/cex" xmlns:w16cid="http://schemas.microsoft.com/office/word/2016/wordml/cid" xmlns:w16="http://schemas.microsoft.com/office/word/2018/wordml" xmlns:w16du="http://schemas.microsoft.com/office/word/2023/wordml/word16du" xmlns:w16sdtdh="http://schemas.microsoft.com/office/word/2020/wordml/sdtdatahash" xmlns:w16sdtfl="http://schemas.microsoft.com/office/word/2024/wordml/sdtformatlock" xmlns:w16se="http://schemas.microsoft.com/office/word/2015/wordml/symex" xmlns:wpg="http://schemas.microsoft.com/office/word/2010/wordprocessingGroup" xmlns:wpi="http://schemas.microsoft.com/office/word/2010/wordprocessingInk" xmlns:wne="http://schemas.microsoft.com/office/word/2006/wordml" xmlns:wps="http://schemas.microsoft.com/office/word/2010/wordprocessingShape" mc:Ignorable="w14 w15 w16se w16cid w16 w16cex w16sdtdh w16sdtfl w16du wp14">
+<w:endnotes xmlns:wpc="http://schemas.microsoft.com/office/word/2010/wordprocessingCanvas" xmlns:cx="http://schemas.microsoft.com/office/drawing/2014/chartex" xmlns:cx1="http://schemas.microsoft.com/office/drawing/2015/9/8/chartex" xmlns:mc="http://schemas.openxmlformats.org/markup-compatibility/2006" xmlns:o="urn:schemas-microsoft-com:office:office" xmlns:r="http://schemas.openxmlformats.org/officeDocument/2006/relationships" xmlns:m="http://schemas.openxmlformats.org/officeDocument/2006/math" xmlns:v="urn:schemas-microsoft-com:vml" xmlns:wp14="http://schemas.microsoft.com/office/word/2010/wordprocessingDrawing" xmlns:wp="http://schemas.openxmlformats.org/drawingml/2006/wordprocessingDrawing" xmlns:w10="urn:schemas-microsoft-com:office:word" xmlns:w="http://schemas.openxmlformats.org/wordprocessingml/2006/main" xmlns:w14="http://schemas.microsoft.com/office/word/2010/wordml" xmlns:w15="http://schemas.microsoft.com/office/word/2012/wordml" xmlns:w16se="http://schemas.microsoft.com/office/word/2015/wordml/symex" xmlns:wpg="http://schemas.microsoft.com/office/word/2010/wordprocessingGroup" xmlns:wpi="http://schemas.microsoft.com/office/word/2010/wordprocessingInk" xmlns:wne="http://schemas.microsoft.com/office/word/2006/wordml" xmlns:wps="http://schemas.microsoft.com/office/word/2010/wordprocessingShape" mc:Ignorable="w14 w15 w16se wp14">
   <w:endnote w:type="separator" w:id="-1">
     <w:p>
       <w:r>
@@ -6083,7 +6353,7 @@
 </file>
 
 <file path=word/footer1.xml><?xml version="1.0" encoding="utf-8"?>
-<w:ftr xmlns:wpc="http://schemas.microsoft.com/office/word/2010/wordprocessingCanvas" xmlns:cx="http://schemas.microsoft.com/office/drawing/2014/chartex" xmlns:cx1="http://schemas.microsoft.com/office/drawing/2015/9/8/chartex" xmlns:cx2="http://schemas.microsoft.com/office/drawing/2015/10/21/chartex" xmlns:cx3="http://schemas.microsoft.com/office/drawing/2016/5/9/chartex" xmlns:cx4="http://schemas.microsoft.com/office/drawing/2016/5/10/chartex" xmlns:cx5="http://schemas.microsoft.com/office/drawing/2016/5/11/chartex" xmlns:cx6="http://schemas.microsoft.com/office/drawing/2016/5/12/chartex" xmlns:cx7="http://schemas.microsoft.com/office/drawing/2016/5/13/chartex" xmlns:cx8="http://schemas.microsoft.com/office/drawing/2016/5/14/chartex" xmlns:mc="http://schemas.openxmlformats.org/markup-compatibility/2006" xmlns:aink="http://schemas.microsoft.com/office/drawing/2016/ink" xmlns:am3d="http://schemas.microsoft.com/office/drawing/2017/model3d" xmlns:o="urn:schemas-microsoft-com:office:office" xmlns:oel="http://schemas.microsoft.com/office/2019/extlst" xmlns:r="http://schemas.openxmlformats.org/officeDocument/2006/relationships" xmlns:m="http://schemas.openxmlformats.org/officeDocument/2006/math" xmlns:v="urn:schemas-microsoft-com:vml" xmlns:wp14="http://schemas.microsoft.com/office/word/2010/wordprocessingDrawing" xmlns:wp="http://schemas.openxmlformats.org/drawingml/2006/wordprocessingDrawing" xmlns:w10="urn:schemas-microsoft-com:office:word" xmlns:w="http://schemas.openxmlformats.org/wordprocessingml/2006/main" xmlns:w14="http://schemas.microsoft.com/office/word/2010/wordml" xmlns:w15="http://schemas.microsoft.com/office/word/2012/wordml" xmlns:w16cex="http://schemas.microsoft.com/office/word/2018/wordml/cex" xmlns:w16cid="http://schemas.microsoft.com/office/word/2016/wordml/cid" xmlns:w16="http://schemas.microsoft.com/office/word/2018/wordml" xmlns:w16du="http://schemas.microsoft.com/office/word/2023/wordml/word16du" xmlns:w16sdtdh="http://schemas.microsoft.com/office/word/2020/wordml/sdtdatahash" xmlns:w16sdtfl="http://schemas.microsoft.com/office/word/2024/wordml/sdtformatlock" xmlns:w16se="http://schemas.microsoft.com/office/word/2015/wordml/symex" xmlns:wpg="http://schemas.microsoft.com/office/word/2010/wordprocessingGroup" xmlns:wpi="http://schemas.microsoft.com/office/word/2010/wordprocessingInk" xmlns:wne="http://schemas.microsoft.com/office/word/2006/wordml" xmlns:wps="http://schemas.microsoft.com/office/word/2010/wordprocessingShape" mc:Ignorable="w14 w15 w16se w16cid w16 w16cex w16sdtdh w16sdtfl w16du wp14">
+<w:ftr xmlns:wpc="http://schemas.microsoft.com/office/word/2010/wordprocessingCanvas" xmlns:cx="http://schemas.microsoft.com/office/drawing/2014/chartex" xmlns:cx1="http://schemas.microsoft.com/office/drawing/2015/9/8/chartex" xmlns:mc="http://schemas.openxmlformats.org/markup-compatibility/2006" xmlns:o="urn:schemas-microsoft-com:office:office" xmlns:r="http://schemas.openxmlformats.org/officeDocument/2006/relationships" xmlns:m="http://schemas.openxmlformats.org/officeDocument/2006/math" xmlns:v="urn:schemas-microsoft-com:vml" xmlns:wp14="http://schemas.microsoft.com/office/word/2010/wordprocessingDrawing" xmlns:wp="http://schemas.openxmlformats.org/drawingml/2006/wordprocessingDrawing" xmlns:w10="urn:schemas-microsoft-com:office:word" xmlns:w="http://schemas.openxmlformats.org/wordprocessingml/2006/main" xmlns:w14="http://schemas.microsoft.com/office/word/2010/wordml" xmlns:w15="http://schemas.microsoft.com/office/word/2012/wordml" xmlns:w16se="http://schemas.microsoft.com/office/word/2015/wordml/symex" xmlns:wpg="http://schemas.microsoft.com/office/word/2010/wordprocessingGroup" xmlns:wpi="http://schemas.microsoft.com/office/word/2010/wordprocessingInk" xmlns:wne="http://schemas.microsoft.com/office/word/2006/wordml" xmlns:wps="http://schemas.microsoft.com/office/word/2010/wordprocessingShape" mc:Ignorable="w14 w15 w16se wp14">
   <w:sdt>
     <w:sdtPr>
       <w:id w:val="-572662801"/>
@@ -6109,7 +6379,10 @@
           <w:fldChar w:fldCharType="separate"/>
         </w:r>
         <w:r>
-          <w:t>2</w:t>
+          <w:rPr>
+            <w:noProof/>
+          </w:rPr>
+          <w:t>12</w:t>
         </w:r>
         <w:r>
           <w:fldChar w:fldCharType="end"/>
@@ -6131,7 +6404,7 @@
 </file>
 
 <file path=word/footnotes.xml><?xml version="1.0" encoding="utf-8"?>
-<w:footnotes xmlns:wpc="http://schemas.microsoft.com/office/word/2010/wordprocessingCanvas" xmlns:cx="http://schemas.microsoft.com/office/drawing/2014/chartex" xmlns:cx1="http://schemas.microsoft.com/office/drawing/2015/9/8/chartex" xmlns:cx2="http://schemas.microsoft.com/office/drawing/2015/10/21/chartex" xmlns:cx3="http://schemas.microsoft.com/office/drawing/2016/5/9/chartex" xmlns:cx4="http://schemas.microsoft.com/office/drawing/2016/5/10/chartex" xmlns:cx5="http://schemas.microsoft.com/office/drawing/2016/5/11/chartex" xmlns:cx6="http://schemas.microsoft.com/office/drawing/2016/5/12/chartex" xmlns:cx7="http://schemas.microsoft.com/office/drawing/2016/5/13/chartex" xmlns:cx8="http://schemas.microsoft.com/office/drawing/2016/5/14/chartex" xmlns:mc="http://schemas.openxmlformats.org/markup-compatibility/2006" xmlns:aink="http://schemas.microsoft.com/office/drawing/2016/ink" xmlns:am3d="http://schemas.microsoft.com/office/drawing/2017/model3d" xmlns:o="urn:schemas-microsoft-com:office:office" xmlns:oel="http://schemas.microsoft.com/office/2019/extlst" xmlns:r="http://schemas.openxmlformats.org/officeDocument/2006/relationships" xmlns:m="http://schemas.openxmlformats.org/officeDocument/2006/math" xmlns:v="urn:schemas-microsoft-com:vml" xmlns:wp14="http://schemas.microsoft.com/office/word/2010/wordprocessingDrawing" xmlns:wp="http://schemas.openxmlformats.org/drawingml/2006/wordprocessingDrawing" xmlns:w10="urn:schemas-microsoft-com:office:word" xmlns:w="http://schemas.openxmlformats.org/wordprocessingml/2006/main" xmlns:w14="http://schemas.microsoft.com/office/word/2010/wordml" xmlns:w15="http://schemas.microsoft.com/office/word/2012/wordml" xmlns:w16cex="http://schemas.microsoft.com/office/word/2018/wordml/cex" xmlns:w16cid="http://schemas.microsoft.com/office/word/2016/wordml/cid" xmlns:w16="http://schemas.microsoft.com/office/word/2018/wordml" xmlns:w16du="http://schemas.microsoft.com/office/word/2023/wordml/word16du" xmlns:w16sdtdh="http://schemas.microsoft.com/office/word/2020/wordml/sdtdatahash" xmlns:w16sdtfl="http://schemas.microsoft.com/office/word/2024/wordml/sdtformatlock" xmlns:w16se="http://schemas.microsoft.com/office/word/2015/wordml/symex" xmlns:wpg="http://schemas.microsoft.com/office/word/2010/wordprocessingGroup" xmlns:wpi="http://schemas.microsoft.com/office/word/2010/wordprocessingInk" xmlns:wne="http://schemas.microsoft.com/office/word/2006/wordml" xmlns:wps="http://schemas.microsoft.com/office/word/2010/wordprocessingShape" mc:Ignorable="w14 w15 w16se w16cid w16 w16cex w16sdtdh w16sdtfl w16du wp14">
+<w:footnotes xmlns:wpc="http://schemas.microsoft.com/office/word/2010/wordprocessingCanvas" xmlns:cx="http://schemas.microsoft.com/office/drawing/2014/chartex" xmlns:cx1="http://schemas.microsoft.com/office/drawing/2015/9/8/chartex" xmlns:mc="http://schemas.openxmlformats.org/markup-compatibility/2006" xmlns:o="urn:schemas-microsoft-com:office:office" xmlns:r="http://schemas.openxmlformats.org/officeDocument/2006/relationships" xmlns:m="http://schemas.openxmlformats.org/officeDocument/2006/math" xmlns:v="urn:schemas-microsoft-com:vml" xmlns:wp14="http://schemas.microsoft.com/office/word/2010/wordprocessingDrawing" xmlns:wp="http://schemas.openxmlformats.org/drawingml/2006/wordprocessingDrawing" xmlns:w10="urn:schemas-microsoft-com:office:word" xmlns:w="http://schemas.openxmlformats.org/wordprocessingml/2006/main" xmlns:w14="http://schemas.microsoft.com/office/word/2010/wordml" xmlns:w15="http://schemas.microsoft.com/office/word/2012/wordml" xmlns:w16se="http://schemas.microsoft.com/office/word/2015/wordml/symex" xmlns:wpg="http://schemas.microsoft.com/office/word/2010/wordprocessingGroup" xmlns:wpi="http://schemas.microsoft.com/office/word/2010/wordprocessingInk" xmlns:wne="http://schemas.microsoft.com/office/word/2006/wordml" xmlns:wps="http://schemas.microsoft.com/office/word/2010/wordprocessingShape" mc:Ignorable="w14 w15 w16se wp14">
   <w:footnote w:type="separator" w:id="-1">
     <w:p>
       <w:r>
@@ -6150,7 +6423,7 @@
 </file>
 
 <file path=word/header1.xml><?xml version="1.0" encoding="utf-8"?>
-<w:hdr xmlns:wpc="http://schemas.microsoft.com/office/word/2010/wordprocessingCanvas" xmlns:cx="http://schemas.microsoft.com/office/drawing/2014/chartex" xmlns:cx1="http://schemas.microsoft.com/office/drawing/2015/9/8/chartex" xmlns:cx2="http://schemas.microsoft.com/office/drawing/2015/10/21/chartex" xmlns:cx3="http://schemas.microsoft.com/office/drawing/2016/5/9/chartex" xmlns:cx4="http://schemas.microsoft.com/office/drawing/2016/5/10/chartex" xmlns:cx5="http://schemas.microsoft.com/office/drawing/2016/5/11/chartex" xmlns:cx6="http://schemas.microsoft.com/office/drawing/2016/5/12/chartex" xmlns:cx7="http://schemas.microsoft.com/office/drawing/2016/5/13/chartex" xmlns:cx8="http://schemas.microsoft.com/office/drawing/2016/5/14/chartex" xmlns:mc="http://schemas.openxmlformats.org/markup-compatibility/2006" xmlns:aink="http://schemas.microsoft.com/office/drawing/2016/ink" xmlns:am3d="http://schemas.microsoft.com/office/drawing/2017/model3d" xmlns:o="urn:schemas-microsoft-com:office:office" xmlns:oel="http://schemas.microsoft.com/office/2019/extlst" xmlns:r="http://schemas.openxmlformats.org/officeDocument/2006/relationships" xmlns:m="http://schemas.openxmlformats.org/officeDocument/2006/math" xmlns:v="urn:schemas-microsoft-com:vml" xmlns:wp14="http://schemas.microsoft.com/office/word/2010/wordprocessingDrawing" xmlns:wp="http://schemas.openxmlformats.org/drawingml/2006/wordprocessingDrawing" xmlns:w10="urn:schemas-microsoft-com:office:word" xmlns:w="http://schemas.openxmlformats.org/wordprocessingml/2006/main" xmlns:w14="http://schemas.microsoft.com/office/word/2010/wordml" xmlns:w15="http://schemas.microsoft.com/office/word/2012/wordml" xmlns:w16cex="http://schemas.microsoft.com/office/word/2018/wordml/cex" xmlns:w16cid="http://schemas.microsoft.com/office/word/2016/wordml/cid" xmlns:w16="http://schemas.microsoft.com/office/word/2018/wordml" xmlns:w16du="http://schemas.microsoft.com/office/word/2023/wordml/word16du" xmlns:w16sdtdh="http://schemas.microsoft.com/office/word/2020/wordml/sdtdatahash" xmlns:w16sdtfl="http://schemas.microsoft.com/office/word/2024/wordml/sdtformatlock" xmlns:w16se="http://schemas.microsoft.com/office/word/2015/wordml/symex" xmlns:wpg="http://schemas.microsoft.com/office/word/2010/wordprocessingGroup" xmlns:wpi="http://schemas.microsoft.com/office/word/2010/wordprocessingInk" xmlns:wne="http://schemas.microsoft.com/office/word/2006/wordml" xmlns:wps="http://schemas.microsoft.com/office/word/2010/wordprocessingShape" mc:Ignorable="w14 w15 w16se w16cid w16 w16cex w16sdtdh w16sdtfl w16du wp14">
+<w:hdr xmlns:wpc="http://schemas.microsoft.com/office/word/2010/wordprocessingCanvas" xmlns:cx="http://schemas.microsoft.com/office/drawing/2014/chartex" xmlns:cx1="http://schemas.microsoft.com/office/drawing/2015/9/8/chartex" xmlns:mc="http://schemas.openxmlformats.org/markup-compatibility/2006" xmlns:o="urn:schemas-microsoft-com:office:office" xmlns:r="http://schemas.openxmlformats.org/officeDocument/2006/relationships" xmlns:m="http://schemas.openxmlformats.org/officeDocument/2006/math" xmlns:v="urn:schemas-microsoft-com:vml" xmlns:wp14="http://schemas.microsoft.com/office/word/2010/wordprocessingDrawing" xmlns:wp="http://schemas.openxmlformats.org/drawingml/2006/wordprocessingDrawing" xmlns:w10="urn:schemas-microsoft-com:office:word" xmlns:w="http://schemas.openxmlformats.org/wordprocessingml/2006/main" xmlns:w14="http://schemas.microsoft.com/office/word/2010/wordml" xmlns:w15="http://schemas.microsoft.com/office/word/2012/wordml" xmlns:w16se="http://schemas.microsoft.com/office/word/2015/wordml/symex" xmlns:wpg="http://schemas.microsoft.com/office/word/2010/wordprocessingGroup" xmlns:wpi="http://schemas.microsoft.com/office/word/2010/wordprocessingInk" xmlns:wne="http://schemas.microsoft.com/office/word/2006/wordml" xmlns:wps="http://schemas.microsoft.com/office/word/2010/wordprocessingShape" mc:Ignorable="w14 w15 w16se wp14">
   <w:p>
     <w:pPr>
       <w:pStyle w:val="a3"/>
@@ -6165,7 +6438,7 @@
 </file>
 
 <file path=word/numbering.xml><?xml version="1.0" encoding="utf-8"?>
-<w:numbering xmlns:wpc="http://schemas.microsoft.com/office/word/2010/wordprocessingCanvas" xmlns:cx="http://schemas.microsoft.com/office/drawing/2014/chartex" xmlns:cx1="http://schemas.microsoft.com/office/drawing/2015/9/8/chartex" xmlns:cx2="http://schemas.microsoft.com/office/drawing/2015/10/21/chartex" xmlns:cx3="http://schemas.microsoft.com/office/drawing/2016/5/9/chartex" xmlns:cx4="http://schemas.microsoft.com/office/drawing/2016/5/10/chartex" xmlns:cx5="http://schemas.microsoft.com/office/drawing/2016/5/11/chartex" xmlns:cx6="http://schemas.microsoft.com/office/drawing/2016/5/12/chartex" xmlns:cx7="http://schemas.microsoft.com/office/drawing/2016/5/13/chartex" xmlns:cx8="http://schemas.microsoft.com/office/drawing/2016/5/14/chartex" xmlns:mc="http://schemas.openxmlformats.org/markup-compatibility/2006" xmlns:aink="http://schemas.microsoft.com/office/drawing/2016/ink" xmlns:am3d="http://schemas.microsoft.com/office/drawing/2017/model3d" xmlns:o="urn:schemas-microsoft-com:office:office" xmlns:oel="http://schemas.microsoft.com/office/2019/extlst" xmlns:r="http://schemas.openxmlformats.org/officeDocument/2006/relationships" xmlns:m="http://schemas.openxmlformats.org/officeDocument/2006/math" xmlns:v="urn:schemas-microsoft-com:vml" xmlns:wp14="http://schemas.microsoft.com/office/word/2010/wordprocessingDrawing" xmlns:wp="http://schemas.openxmlformats.org/drawingml/2006/wordprocessingDrawing" xmlns:w10="urn:schemas-microsoft-com:office:word" xmlns:w="http://schemas.openxmlformats.org/wordprocessingml/2006/main" xmlns:w14="http://schemas.microsoft.com/office/word/2010/wordml" xmlns:w15="http://schemas.microsoft.com/office/word/2012/wordml" xmlns:w16cex="http://schemas.microsoft.com/office/word/2018/wordml/cex" xmlns:w16cid="http://schemas.microsoft.com/office/word/2016/wordml/cid" xmlns:w16="http://schemas.microsoft.com/office/word/2018/wordml" xmlns:w16du="http://schemas.microsoft.com/office/word/2023/wordml/word16du" xmlns:w16sdtdh="http://schemas.microsoft.com/office/word/2020/wordml/sdtdatahash" xmlns:w16sdtfl="http://schemas.microsoft.com/office/word/2024/wordml/sdtformatlock" xmlns:w16se="http://schemas.microsoft.com/office/word/2015/wordml/symex" xmlns:wpg="http://schemas.microsoft.com/office/word/2010/wordprocessingGroup" xmlns:wpi="http://schemas.microsoft.com/office/word/2010/wordprocessingInk" xmlns:wne="http://schemas.microsoft.com/office/word/2006/wordml" xmlns:wps="http://schemas.microsoft.com/office/word/2010/wordprocessingShape" mc:Ignorable="w14 w15 w16se w16cid w16 w16cex w16sdtdh w16sdtfl w16du wp14">
+<w:numbering xmlns:wpc="http://schemas.microsoft.com/office/word/2010/wordprocessingCanvas" xmlns:cx="http://schemas.microsoft.com/office/drawing/2014/chartex" xmlns:cx1="http://schemas.microsoft.com/office/drawing/2015/9/8/chartex" xmlns:mc="http://schemas.openxmlformats.org/markup-compatibility/2006" xmlns:o="urn:schemas-microsoft-com:office:office" xmlns:r="http://schemas.openxmlformats.org/officeDocument/2006/relationships" xmlns:m="http://schemas.openxmlformats.org/officeDocument/2006/math" xmlns:v="urn:schemas-microsoft-com:vml" xmlns:wp14="http://schemas.microsoft.com/office/word/2010/wordprocessingDrawing" xmlns:wp="http://schemas.openxmlformats.org/drawingml/2006/wordprocessingDrawing" xmlns:w10="urn:schemas-microsoft-com:office:word" xmlns:w="http://schemas.openxmlformats.org/wordprocessingml/2006/main" xmlns:w14="http://schemas.microsoft.com/office/word/2010/wordml" xmlns:w15="http://schemas.microsoft.com/office/word/2012/wordml" xmlns:w16se="http://schemas.microsoft.com/office/word/2015/wordml/symex" xmlns:wpg="http://schemas.microsoft.com/office/word/2010/wordprocessingGroup" xmlns:wpi="http://schemas.microsoft.com/office/word/2010/wordprocessingInk" xmlns:wne="http://schemas.microsoft.com/office/word/2006/wordml" xmlns:wps="http://schemas.microsoft.com/office/word/2010/wordprocessingShape" mc:Ignorable="w14 w15 w16se wp14">
   <w:abstractNum w:abstractNumId="0" w15:restartNumberingAfterBreak="0">
     <w:nsid w:val="0AB8740B"/>
     <w:multiLevelType w:val="hybridMultilevel"/>
@@ -6831,32 +7104,32 @@
       </w:pPr>
     </w:lvl>
   </w:abstractNum>
-  <w:num w:numId="1" w16cid:durableId="1381124972">
+  <w:num w:numId="1">
     <w:abstractNumId w:val="3"/>
   </w:num>
-  <w:num w:numId="2" w16cid:durableId="96103451">
+  <w:num w:numId="2">
     <w:abstractNumId w:val="0"/>
   </w:num>
-  <w:num w:numId="3" w16cid:durableId="615916024">
+  <w:num w:numId="3">
     <w:abstractNumId w:val="5"/>
   </w:num>
-  <w:num w:numId="4" w16cid:durableId="1740248425">
+  <w:num w:numId="4">
     <w:abstractNumId w:val="2"/>
   </w:num>
-  <w:num w:numId="5" w16cid:durableId="901479037">
+  <w:num w:numId="5">
     <w:abstractNumId w:val="6"/>
   </w:num>
-  <w:num w:numId="6" w16cid:durableId="352149379">
+  <w:num w:numId="6">
     <w:abstractNumId w:val="4"/>
   </w:num>
-  <w:num w:numId="7" w16cid:durableId="1110390951">
+  <w:num w:numId="7">
     <w:abstractNumId w:val="1"/>
   </w:num>
 </w:numbering>
 </file>
 
 <file path=word/styles.xml><?xml version="1.0" encoding="utf-8"?>
-<w:styles xmlns:mc="http://schemas.openxmlformats.org/markup-compatibility/2006" xmlns:r="http://schemas.openxmlformats.org/officeDocument/2006/relationships" xmlns:w="http://schemas.openxmlformats.org/wordprocessingml/2006/main" xmlns:w14="http://schemas.microsoft.com/office/word/2010/wordml" xmlns:w15="http://schemas.microsoft.com/office/word/2012/wordml" xmlns:w16cex="http://schemas.microsoft.com/office/word/2018/wordml/cex" xmlns:w16cid="http://schemas.microsoft.com/office/word/2016/wordml/cid" xmlns:w16="http://schemas.microsoft.com/office/word/2018/wordml" xmlns:w16du="http://schemas.microsoft.com/office/word/2023/wordml/word16du" xmlns:w16sdtdh="http://schemas.microsoft.com/office/word/2020/wordml/sdtdatahash" xmlns:w16sdtfl="http://schemas.microsoft.com/office/word/2024/wordml/sdtformatlock" xmlns:w16se="http://schemas.microsoft.com/office/word/2015/wordml/symex" mc:Ignorable="w14 w15 w16se w16cid w16 w16cex w16sdtdh w16sdtfl w16du">
+<w:styles xmlns:mc="http://schemas.openxmlformats.org/markup-compatibility/2006" xmlns:r="http://schemas.openxmlformats.org/officeDocument/2006/relationships" xmlns:w="http://schemas.openxmlformats.org/wordprocessingml/2006/main" xmlns:w14="http://schemas.microsoft.com/office/word/2010/wordml" xmlns:w15="http://schemas.microsoft.com/office/word/2012/wordml" xmlns:w16se="http://schemas.microsoft.com/office/word/2015/wordml/symex" mc:Ignorable="w14 w15 w16se">
   <w:docDefaults>
     <w:rPrDefault>
       <w:rPr>
@@ -6872,7 +7145,7 @@
       </w:pPr>
     </w:pPrDefault>
   </w:docDefaults>
-  <w:latentStyles w:defLockedState="0" w:defUIPriority="99" w:defSemiHidden="0" w:defUnhideWhenUsed="0" w:defQFormat="0" w:count="376">
+  <w:latentStyles w:defLockedState="0" w:defUIPriority="99" w:defSemiHidden="0" w:defUnhideWhenUsed="0" w:defQFormat="0" w:count="371">
     <w:lsdException w:name="Normal" w:uiPriority="0" w:qFormat="1"/>
     <w:lsdException w:name="heading 1" w:uiPriority="9" w:qFormat="1"/>
     <w:lsdException w:name="heading 2" w:semiHidden="1" w:uiPriority="9" w:unhideWhenUsed="1" w:qFormat="1"/>
@@ -7244,11 +7517,6 @@
     <w:lsdException w:name="List Table 5 Dark Accent 6" w:uiPriority="50"/>
     <w:lsdException w:name="List Table 6 Colorful Accent 6" w:uiPriority="51"/>
     <w:lsdException w:name="List Table 7 Colorful Accent 6" w:uiPriority="52"/>
-    <w:lsdException w:name="Mention" w:semiHidden="1" w:unhideWhenUsed="1"/>
-    <w:lsdException w:name="Smart Hyperlink" w:semiHidden="1" w:unhideWhenUsed="1"/>
-    <w:lsdException w:name="Hashtag" w:semiHidden="1" w:unhideWhenUsed="1"/>
-    <w:lsdException w:name="Unresolved Mention" w:semiHidden="1" w:unhideWhenUsed="1"/>
-    <w:lsdException w:name="Smart Link" w:semiHidden="1" w:unhideWhenUsed="1"/>
   </w:latentStyles>
   <w:style w:type="paragraph" w:default="1" w:styleId="a">
     <w:name w:val="Normal"/>
@@ -7267,6 +7535,7 @@
   <w:style w:type="character" w:default="1" w:styleId="a0">
     <w:name w:val="Default Paragraph Font"/>
     <w:uiPriority w:val="1"/>
+    <w:semiHidden/>
     <w:unhideWhenUsed/>
   </w:style>
   <w:style w:type="table" w:default="1" w:styleId="a1">
@@ -7439,7 +7708,7 @@
       <w:u w:val="single"/>
     </w:rPr>
   </w:style>
-  <w:style w:type="character" w:styleId="ae">
+  <w:style w:type="character" w:customStyle="1" w:styleId="UnresolvedMention">
     <w:name w:val="Unresolved Mention"/>
     <w:basedOn w:val="a0"/>
     <w:uiPriority w:val="99"/>
@@ -7720,7 +7989,7 @@
 </file>
 
 <file path=customXml/itemProps1.xml><?xml version="1.0" encoding="utf-8"?>
-<ds:datastoreItem xmlns:ds="http://schemas.openxmlformats.org/officeDocument/2006/customXml" ds:itemID="{3EF7B5CB-AAF2-4EF5-BF22-5BD1F7CBC361}">
+<ds:datastoreItem xmlns:ds="http://schemas.openxmlformats.org/officeDocument/2006/customXml" ds:itemID="{D89D5248-A0D2-4BFB-B439-C449DE7815B7}">
   <ds:schemaRefs>
     <ds:schemaRef ds:uri="http://schemas.openxmlformats.org/officeDocument/2006/bibliography"/>
   </ds:schemaRefs>

--- a/Документация к проекту.docx
+++ b/Документация к проекту.docx
@@ -5400,8 +5400,6 @@
         </w:rPr>
         <w:t>.</w:t>
       </w:r>
-      <w:bookmarkStart w:id="0" w:name="_GoBack"/>
-      <w:bookmarkEnd w:id="0"/>
     </w:p>
     <w:p>
       <w:pPr>
@@ -5869,6 +5867,456 @@
     </w:p>
     <w:p>
       <w:pPr>
+        <w:pStyle w:val="ab"/>
+        <w:spacing w:line="360" w:lineRule="auto"/>
+        <w:ind w:left="0" w:firstLine="709"/>
+        <w:jc w:val="both"/>
+        <w:rPr>
+          <w:sz w:val="28"/>
+          <w:szCs w:val="28"/>
+        </w:rPr>
+      </w:pPr>
+      <w:r>
+        <w:rPr>
+          <w:sz w:val="28"/>
+          <w:szCs w:val="28"/>
+        </w:rPr>
+        <w:t>Таблица отображающая какие символы поддерживает программа представлена в таблице 2.</w:t>
+      </w:r>
+    </w:p>
+    <w:p>
+      <w:pPr>
+        <w:pStyle w:val="ab"/>
+        <w:spacing w:line="360" w:lineRule="auto"/>
+        <w:ind w:left="0" w:firstLine="709"/>
+        <w:jc w:val="both"/>
+        <w:rPr>
+          <w:sz w:val="28"/>
+          <w:szCs w:val="28"/>
+        </w:rPr>
+      </w:pPr>
+      <w:r>
+        <w:rPr>
+          <w:sz w:val="28"/>
+          <w:szCs w:val="28"/>
+        </w:rPr>
+        <w:t>Таблица 2 – Символы</w:t>
+      </w:r>
+    </w:p>
+    <w:tbl>
+      <w:tblPr>
+        <w:tblStyle w:val="ac"/>
+        <w:tblW w:w="0" w:type="auto"/>
+        <w:tblLook w:val="04A0" w:firstRow="1" w:lastRow="0" w:firstColumn="1" w:lastColumn="0" w:noHBand="0" w:noVBand="1"/>
+      </w:tblPr>
+      <w:tblGrid>
+        <w:gridCol w:w="1785"/>
+        <w:gridCol w:w="7564"/>
+      </w:tblGrid>
+      <w:tr>
+        <w:tc>
+          <w:tcPr>
+            <w:tcW w:w="1785" w:type="dxa"/>
+          </w:tcPr>
+          <w:p>
+            <w:pPr>
+              <w:pStyle w:val="ab"/>
+              <w:spacing w:line="360" w:lineRule="auto"/>
+              <w:ind w:left="0"/>
+              <w:jc w:val="both"/>
+              <w:rPr>
+                <w:sz w:val="28"/>
+                <w:szCs w:val="28"/>
+              </w:rPr>
+            </w:pPr>
+            <w:r>
+              <w:rPr>
+                <w:sz w:val="28"/>
+                <w:szCs w:val="28"/>
+              </w:rPr>
+              <w:t>Тип</w:t>
+            </w:r>
+          </w:p>
+        </w:tc>
+        <w:tc>
+          <w:tcPr>
+            <w:tcW w:w="7564" w:type="dxa"/>
+          </w:tcPr>
+          <w:p>
+            <w:pPr>
+              <w:pStyle w:val="ab"/>
+              <w:spacing w:line="360" w:lineRule="auto"/>
+              <w:ind w:left="0"/>
+              <w:jc w:val="both"/>
+              <w:rPr>
+                <w:sz w:val="28"/>
+                <w:szCs w:val="28"/>
+              </w:rPr>
+            </w:pPr>
+            <w:r>
+              <w:rPr>
+                <w:sz w:val="28"/>
+                <w:szCs w:val="28"/>
+              </w:rPr>
+              <w:t>Символы</w:t>
+            </w:r>
+          </w:p>
+        </w:tc>
+      </w:tr>
+      <w:tr>
+        <w:tc>
+          <w:tcPr>
+            <w:tcW w:w="1785" w:type="dxa"/>
+          </w:tcPr>
+          <w:p>
+            <w:pPr>
+              <w:pStyle w:val="ab"/>
+              <w:spacing w:line="360" w:lineRule="auto"/>
+              <w:ind w:left="0"/>
+              <w:jc w:val="both"/>
+              <w:rPr>
+                <w:sz w:val="28"/>
+                <w:szCs w:val="28"/>
+              </w:rPr>
+            </w:pPr>
+            <w:proofErr w:type="spellStart"/>
+            <w:r>
+              <w:rPr>
+                <w:sz w:val="28"/>
+                <w:szCs w:val="28"/>
+              </w:rPr>
+              <w:t>ру.буквы</w:t>
+            </w:r>
+            <w:proofErr w:type="spellEnd"/>
+            <w:r>
+              <w:rPr>
+                <w:sz w:val="28"/>
+                <w:szCs w:val="28"/>
+              </w:rPr>
+              <w:t xml:space="preserve"> </w:t>
+            </w:r>
+          </w:p>
+        </w:tc>
+        <w:tc>
+          <w:tcPr>
+            <w:tcW w:w="7564" w:type="dxa"/>
+          </w:tcPr>
+          <w:p>
+            <w:pPr>
+              <w:pStyle w:val="ab"/>
+              <w:spacing w:line="360" w:lineRule="auto"/>
+              <w:ind w:left="0"/>
+              <w:jc w:val="both"/>
+              <w:rPr>
+                <w:sz w:val="28"/>
+                <w:szCs w:val="28"/>
+              </w:rPr>
+            </w:pPr>
+            <w:proofErr w:type="spellStart"/>
+            <w:r>
+              <w:rPr>
+                <w:rFonts w:ascii="Cascadia Mono" w:eastAsiaTheme="minorHAnsi" w:hAnsi="Cascadia Mono" w:cs="Cascadia Mono"/>
+                <w:color w:val="A31515"/>
+                <w:sz w:val="19"/>
+                <w:szCs w:val="19"/>
+                <w:highlight w:val="white"/>
+              </w:rPr>
+              <w:t>абвгдеёжзийклмнопрстуфхцчшщъыьэюя</w:t>
+            </w:r>
+            <w:proofErr w:type="spellEnd"/>
+          </w:p>
+        </w:tc>
+      </w:tr>
+      <w:tr>
+        <w:tc>
+          <w:tcPr>
+            <w:tcW w:w="1785" w:type="dxa"/>
+          </w:tcPr>
+          <w:p>
+            <w:pPr>
+              <w:pStyle w:val="ab"/>
+              <w:spacing w:line="360" w:lineRule="auto"/>
+              <w:ind w:left="0"/>
+              <w:jc w:val="both"/>
+              <w:rPr>
+                <w:sz w:val="28"/>
+                <w:szCs w:val="28"/>
+              </w:rPr>
+            </w:pPr>
+            <w:proofErr w:type="spellStart"/>
+            <w:r>
+              <w:rPr>
+                <w:sz w:val="28"/>
+                <w:szCs w:val="28"/>
+              </w:rPr>
+              <w:t>РУ.буквы</w:t>
+            </w:r>
+            <w:proofErr w:type="spellEnd"/>
+          </w:p>
+        </w:tc>
+        <w:tc>
+          <w:tcPr>
+            <w:tcW w:w="7564" w:type="dxa"/>
+          </w:tcPr>
+          <w:p>
+            <w:pPr>
+              <w:pStyle w:val="ab"/>
+              <w:spacing w:line="360" w:lineRule="auto"/>
+              <w:ind w:left="0"/>
+              <w:jc w:val="both"/>
+              <w:rPr>
+                <w:sz w:val="28"/>
+                <w:szCs w:val="28"/>
+              </w:rPr>
+            </w:pPr>
+            <w:r>
+              <w:rPr>
+                <w:rFonts w:ascii="Cascadia Mono" w:eastAsiaTheme="minorHAnsi" w:hAnsi="Cascadia Mono" w:cs="Cascadia Mono"/>
+                <w:color w:val="A31515"/>
+                <w:sz w:val="19"/>
+                <w:szCs w:val="19"/>
+                <w:highlight w:val="white"/>
+              </w:rPr>
+              <w:t>АБВГДЕЁЖЗИЙКЛМНОПРСТУФХЦЧШЩЪЫЬЭЮЯ</w:t>
+            </w:r>
+          </w:p>
+        </w:tc>
+      </w:tr>
+      <w:tr>
+        <w:tc>
+          <w:tcPr>
+            <w:tcW w:w="1785" w:type="dxa"/>
+          </w:tcPr>
+          <w:p>
+            <w:pPr>
+              <w:pStyle w:val="ab"/>
+              <w:spacing w:line="360" w:lineRule="auto"/>
+              <w:ind w:left="0"/>
+              <w:jc w:val="both"/>
+              <w:rPr>
+                <w:sz w:val="28"/>
+                <w:szCs w:val="28"/>
+              </w:rPr>
+            </w:pPr>
+            <w:proofErr w:type="spellStart"/>
+            <w:r>
+              <w:rPr>
+                <w:sz w:val="28"/>
+                <w:szCs w:val="28"/>
+              </w:rPr>
+              <w:t>англ.буквы</w:t>
+            </w:r>
+            <w:proofErr w:type="spellEnd"/>
+          </w:p>
+        </w:tc>
+        <w:tc>
+          <w:tcPr>
+            <w:tcW w:w="7564" w:type="dxa"/>
+          </w:tcPr>
+          <w:p>
+            <w:pPr>
+              <w:pStyle w:val="ab"/>
+              <w:spacing w:line="360" w:lineRule="auto"/>
+              <w:ind w:left="0"/>
+              <w:jc w:val="both"/>
+              <w:rPr>
+                <w:sz w:val="28"/>
+                <w:szCs w:val="28"/>
+              </w:rPr>
+            </w:pPr>
+            <w:proofErr w:type="spellStart"/>
+            <w:r>
+              <w:rPr>
+                <w:rFonts w:ascii="Cascadia Mono" w:eastAsiaTheme="minorHAnsi" w:hAnsi="Cascadia Mono" w:cs="Cascadia Mono"/>
+                <w:color w:val="A31515"/>
+                <w:sz w:val="19"/>
+                <w:szCs w:val="19"/>
+                <w:highlight w:val="white"/>
+              </w:rPr>
+              <w:t>abcdefghijklmnopqrstuvwxyz</w:t>
+            </w:r>
+            <w:proofErr w:type="spellEnd"/>
+          </w:p>
+        </w:tc>
+      </w:tr>
+      <w:tr>
+        <w:tc>
+          <w:tcPr>
+            <w:tcW w:w="1785" w:type="dxa"/>
+          </w:tcPr>
+          <w:p>
+            <w:pPr>
+              <w:pStyle w:val="ab"/>
+              <w:spacing w:line="360" w:lineRule="auto"/>
+              <w:ind w:left="0"/>
+              <w:jc w:val="both"/>
+              <w:rPr>
+                <w:sz w:val="28"/>
+                <w:szCs w:val="28"/>
+              </w:rPr>
+            </w:pPr>
+            <w:proofErr w:type="spellStart"/>
+            <w:r>
+              <w:rPr>
+                <w:sz w:val="28"/>
+                <w:szCs w:val="28"/>
+              </w:rPr>
+              <w:t>АНГЛ.буквы</w:t>
+            </w:r>
+            <w:proofErr w:type="spellEnd"/>
+          </w:p>
+        </w:tc>
+        <w:tc>
+          <w:tcPr>
+            <w:tcW w:w="7564" w:type="dxa"/>
+          </w:tcPr>
+          <w:p>
+            <w:pPr>
+              <w:pStyle w:val="ab"/>
+              <w:spacing w:line="360" w:lineRule="auto"/>
+              <w:ind w:left="0"/>
+              <w:jc w:val="both"/>
+              <w:rPr>
+                <w:sz w:val="28"/>
+                <w:szCs w:val="28"/>
+              </w:rPr>
+            </w:pPr>
+            <w:r>
+              <w:rPr>
+                <w:rFonts w:ascii="Cascadia Mono" w:eastAsiaTheme="minorHAnsi" w:hAnsi="Cascadia Mono" w:cs="Cascadia Mono"/>
+                <w:color w:val="A31515"/>
+                <w:sz w:val="19"/>
+                <w:szCs w:val="19"/>
+                <w:highlight w:val="white"/>
+              </w:rPr>
+              <w:t>ABCDEFGHIJKLMNOPQRSTUVWXYZ</w:t>
+            </w:r>
+          </w:p>
+        </w:tc>
+      </w:tr>
+      <w:tr>
+        <w:tc>
+          <w:tcPr>
+            <w:tcW w:w="1785" w:type="dxa"/>
+          </w:tcPr>
+          <w:p>
+            <w:pPr>
+              <w:pStyle w:val="ab"/>
+              <w:spacing w:line="360" w:lineRule="auto"/>
+              <w:ind w:left="0"/>
+              <w:jc w:val="both"/>
+              <w:rPr>
+                <w:sz w:val="28"/>
+                <w:szCs w:val="28"/>
+              </w:rPr>
+            </w:pPr>
+            <w:r>
+              <w:rPr>
+                <w:sz w:val="28"/>
+                <w:szCs w:val="28"/>
+              </w:rPr>
+              <w:t>Цифры</w:t>
+            </w:r>
+          </w:p>
+        </w:tc>
+        <w:tc>
+          <w:tcPr>
+            <w:tcW w:w="7564" w:type="dxa"/>
+          </w:tcPr>
+          <w:p>
+            <w:pPr>
+              <w:pStyle w:val="ab"/>
+              <w:spacing w:line="360" w:lineRule="auto"/>
+              <w:ind w:left="0"/>
+              <w:jc w:val="both"/>
+              <w:rPr>
+                <w:sz w:val="28"/>
+                <w:szCs w:val="28"/>
+              </w:rPr>
+            </w:pPr>
+            <w:r>
+              <w:rPr>
+                <w:rFonts w:ascii="Cascadia Mono" w:eastAsiaTheme="minorHAnsi" w:hAnsi="Cascadia Mono" w:cs="Cascadia Mono"/>
+                <w:color w:val="A31515"/>
+                <w:sz w:val="19"/>
+                <w:szCs w:val="19"/>
+                <w:highlight w:val="white"/>
+              </w:rPr>
+              <w:t>0123456789</w:t>
+            </w:r>
+          </w:p>
+        </w:tc>
+      </w:tr>
+      <w:tr>
+        <w:tc>
+          <w:tcPr>
+            <w:tcW w:w="1785" w:type="dxa"/>
+          </w:tcPr>
+          <w:p>
+            <w:pPr>
+              <w:pStyle w:val="ab"/>
+              <w:spacing w:line="360" w:lineRule="auto"/>
+              <w:ind w:left="0"/>
+              <w:jc w:val="both"/>
+              <w:rPr>
+                <w:sz w:val="28"/>
+                <w:szCs w:val="28"/>
+              </w:rPr>
+            </w:pPr>
+            <w:r>
+              <w:rPr>
+                <w:sz w:val="28"/>
+                <w:szCs w:val="28"/>
+              </w:rPr>
+              <w:t>Спец символы</w:t>
+            </w:r>
+          </w:p>
+        </w:tc>
+        <w:tc>
+          <w:tcPr>
+            <w:tcW w:w="7564" w:type="dxa"/>
+          </w:tcPr>
+          <w:p>
+            <w:pPr>
+              <w:pStyle w:val="ab"/>
+              <w:spacing w:line="360" w:lineRule="auto"/>
+              <w:ind w:left="0"/>
+              <w:jc w:val="both"/>
+              <w:rPr>
+                <w:sz w:val="28"/>
+                <w:szCs w:val="28"/>
+              </w:rPr>
+            </w:pPr>
+            <w:r>
+              <w:rPr>
+                <w:rFonts w:ascii="Cascadia Mono" w:eastAsiaTheme="minorHAnsi" w:hAnsi="Cascadia Mono" w:cs="Cascadia Mono"/>
+                <w:color w:val="A31515"/>
+                <w:sz w:val="19"/>
+                <w:szCs w:val="19"/>
+                <w:highlight w:val="white"/>
+              </w:rPr>
+              <w:t>пробел.,;:-=+_!&amp;?/()`~@№#$%^*[{}]|'&lt;&gt;"</w:t>
+            </w:r>
+          </w:p>
+        </w:tc>
+      </w:tr>
+    </w:tbl>
+    <w:p>
+      <w:pPr>
+        <w:pStyle w:val="ab"/>
+        <w:spacing w:line="360" w:lineRule="auto"/>
+        <w:ind w:left="0" w:firstLine="709"/>
+        <w:jc w:val="both"/>
+        <w:rPr>
+          <w:sz w:val="28"/>
+          <w:szCs w:val="28"/>
+        </w:rPr>
+      </w:pPr>
+      <w:bookmarkStart w:id="0" w:name="_GoBack"/>
+      <w:bookmarkEnd w:id="0"/>
+    </w:p>
+    <w:p>
+      <w:pPr>
         <w:spacing w:line="360" w:lineRule="auto"/>
         <w:ind w:firstLine="709"/>
         <w:jc w:val="both"/>
@@ -5884,6 +6332,7 @@
           <w:sz w:val="28"/>
           <w:szCs w:val="28"/>
         </w:rPr>
+        <w:lastRenderedPageBreak/>
         <w:t>Задача 3.</w:t>
       </w:r>
       <w:r>
@@ -6154,15 +6603,7 @@
           <w:sz w:val="28"/>
           <w:szCs w:val="28"/>
         </w:rPr>
-        <w:t xml:space="preserve">.html. Файл должен </w:t>
-      </w:r>
-      <w:r>
-        <w:rPr>
-          <w:sz w:val="28"/>
-          <w:szCs w:val="28"/>
-        </w:rPr>
-        <w:lastRenderedPageBreak/>
-        <w:t>сохраняться в ту же папку, где находится исполняемый файл программы (или</w:t>
+        <w:t>.html. Файл должен сохраняться в ту же папку, где находится исполняемый файл программы (или</w:t>
       </w:r>
       <w:r>
         <w:rPr>
@@ -7989,7 +8430,7 @@
 </file>
 
 <file path=customXml/itemProps1.xml><?xml version="1.0" encoding="utf-8"?>
-<ds:datastoreItem xmlns:ds="http://schemas.openxmlformats.org/officeDocument/2006/customXml" ds:itemID="{D89D5248-A0D2-4BFB-B439-C449DE7815B7}">
+<ds:datastoreItem xmlns:ds="http://schemas.openxmlformats.org/officeDocument/2006/customXml" ds:itemID="{0E45FCF6-9327-4F3A-A409-182516027F5C}">
   <ds:schemaRefs>
     <ds:schemaRef ds:uri="http://schemas.openxmlformats.org/officeDocument/2006/bibliography"/>
   </ds:schemaRefs>
